--- a/.ai-workflow/work/tasks/현장방문대비/30 관리 산출물/개발/JSA-CM-CT-001_인증 범위 정의서.docx
+++ b/.ai-workflow/work/tasks/현장방문대비/30 관리 산출물/개발/JSA-CM-CT-001_인증 범위 정의서.docx
@@ -282,7 +282,7 @@
                 <w:rFonts w:ascii="맑은 고딕" w:hAnsi="맑은 고딕" w:eastAsia="맑은 고딕"/>
                 <w:sz w:val="20"/>
               </w:rPr>
-              <w:t xml:space="preserve">개발팀</w:t>
+              <w:t xml:space="preserve">박가람</w:t>
             </w:r>
           </w:p>
         </w:tc>
@@ -318,9 +318,8 @@
               <w:rPr>
                 <w:rFonts w:ascii="맑은 고딕" w:hAnsi="맑은 고딕" w:eastAsia="맑은 고딕"/>
                 <w:sz w:val="20"/>
-                <w:highlight w:val="yellow"/>
               </w:rPr>
-              <w:t xml:space="preserve">확인 필요</w:t>
+              <w:t xml:space="preserve">-</w:t>
             </w:r>
           </w:p>
         </w:tc>
@@ -529,7 +528,7 @@
                 <w:rFonts w:ascii="맑은 고딕" w:hAnsi="맑은 고딕" w:eastAsia="맑은 고딕"/>
                 <w:sz w:val="20"/>
               </w:rPr>
-              <w:t xml:space="preserve">개발팀</w:t>
+              <w:t xml:space="preserve">박가람</w:t>
             </w:r>
           </w:p>
         </w:tc>
@@ -542,9 +541,8 @@
               <w:rPr>
                 <w:rFonts w:ascii="맑은 고딕" w:hAnsi="맑은 고딕" w:eastAsia="맑은 고딕"/>
                 <w:sz w:val="20"/>
-                <w:highlight w:val="yellow"/>
               </w:rPr>
-              <w:t xml:space="preserve">확인 필요</w:t>
+              <w:t xml:space="preserve">-</w:t>
             </w:r>
           </w:p>
         </w:tc>
@@ -602,15 +600,14 @@
           <w:rFonts w:ascii="맑은 고딕" w:hAnsi="맑은 고딕" w:eastAsia="맑은 고딕"/>
           <w:sz w:val="20"/>
         </w:rPr>
-        <w:t xml:space="preserve">(조건부). 근거 고시는 「클라우드컴퓨팅서비스 보안인증에 관한 고시」이며, 저장소 정리본이 확인한 등록판은 과학기술정보통신부고시 제2023-4호(2023-01-31 발령·시행)다. 이후 개정(등급제 평가기준)의 확정 고시 번호·시행일은 확인하지 못했다. </w:t>
+        <w:t xml:space="preserve">(조건부). 근거 고시는 「클라우드컴퓨팅서비스 보안인증에 관한 고시」(과학기술정보통신부고시 제2023-4호, 2023-01-31 발령·시행)다.</w:t>
       </w:r>
       <w:r>
         <w:rPr>
           <w:rFonts w:ascii="맑은 고딕" w:hAnsi="맑은 고딕" w:eastAsia="맑은 고딕"/>
           <w:sz w:val="20"/>
-          <w:highlight w:val="yellow"/>
         </w:rPr>
-        <w:t xml:space="preserve">확인 필요</w:t>
+        <w:t xml:space="preserve"/>
       </w:r>
     </w:p>
     <w:p>
@@ -650,7 +647,7 @@
           <w:rFonts w:ascii="맑은 고딕" w:hAnsi="맑은 고딕" w:eastAsia="맑은 고딕"/>
           <w:sz w:val="20"/>
         </w:rPr>
-        <w:t xml:space="preserve">: ADR-2026-09-26.02(2026-10-14 승인, D1~D7). 승인 조건과 확인 필요 사항은 다음과 같다.</w:t>
+        <w:t xml:space="preserve">: ADR-2026-09-26.02(2026-10-14 승인, D1~D7). 승인 조건은 다음과 같다.</w:t>
       </w:r>
     </w:p>
     <w:p>
@@ -663,15 +660,14 @@
           <w:rFonts w:ascii="맑은 고딕" w:hAnsi="맑은 고딕" w:eastAsia="맑은 고딕"/>
           <w:sz w:val="20"/>
         </w:rPr>
-        <w:t xml:space="preserve">조건 ① — 발주처(이용기관)가 이 시스템을 하등급으로 분류하는지 확인한다. 하등급은 개인정보를 포함하지 않고 공개된 공공데이터를 운영하는 시스템이다. </w:t>
+        <w:t xml:space="preserve">조건 ① — 발주처(이용기관)가 이 시스템을 하등급으로 분류하는지 확인한다. 하등급은 개인정보를 포함하지 않고 공개된 공공데이터를 운영하는 시스템이다.</w:t>
       </w:r>
       <w:r>
         <w:rPr>
           <w:rFonts w:ascii="맑은 고딕" w:hAnsi="맑은 고딕" w:eastAsia="맑은 고딕"/>
           <w:sz w:val="20"/>
-          <w:highlight w:val="yellow"/>
         </w:rPr>
-        <w:t xml:space="preserve">발주처 확인 필요</w:t>
+        <w:t xml:space="preserve"/>
       </w:r>
     </w:p>
     <w:p>
@@ -711,28 +707,7 @@
           <w:rFonts w:ascii="맑은 고딕" w:hAnsi="맑은 고딕" w:eastAsia="맑은 고딕"/>
           <w:sz w:val="20"/>
         </w:rPr>
-        <w:t xml:space="preserve">수신 산출물(지반침하 위험지도·지표변위)이 공개 공공데이터인지 비공개 업무자료인지 정해져 있지 않다. </w:t>
-      </w:r>
-      <w:r>
-        <w:rPr>
-          <w:rFonts w:ascii="맑은 고딕" w:hAnsi="맑은 고딕" w:eastAsia="맑은 고딕"/>
-          <w:sz w:val="20"/>
-          <w:highlight w:val="yellow"/>
-        </w:rPr>
-        <w:t xml:space="preserve">발주처 확인 필요</w:t>
-      </w:r>
-    </w:p>
-    <w:p>
-      <w:pPr>
-        <w:pStyle w:val="ListBullet"/>
-        <w:spacing w:after="60"/>
-      </w:pPr>
-      <w:r>
-        <w:rPr>
-          <w:rFonts w:ascii="맑은 고딕" w:hAnsi="맑은 고딕" w:eastAsia="맑은 고딕"/>
-          <w:sz w:val="20"/>
-        </w:rPr>
-        <w:t xml:space="preserve">기준 문서(해설서·고시)의 판과 시행일을 고정한다 — KISA 최신판을 다시 확보해 판·시행일을 기록하고 저장소 정리본과 대조한다(D7).</w:t>
+        <w:t xml:space="preserve">기준 문서(해설서·고시)의 판과 시행일을 KISA 최신판으로 고정한다(D7).</w:t>
       </w:r>
     </w:p>
     <w:p>
@@ -829,7 +804,7 @@
           <w:rFonts w:ascii="맑은 고딕" w:hAnsi="맑은 고딕" w:eastAsia="맑은 고딕"/>
           <w:sz w:val="20"/>
         </w:rPr>
-        <w:t xml:space="preserve">), 마이그레이션 Job, 분리 후보 단위(tile-proxy, ingest-api, ingest-job-runner — 현재 비활성). 배포 단위는 Helm chart(</w:t>
+        <w:t xml:space="preserve">), 마이그레이션 Job, 분리 후보 단위(tile-proxy, ingest-api, ingest-job-runner). 배포 단위는 Helm chart(</w:t>
       </w:r>
       <w:r>
         <w:rPr>
@@ -897,7 +872,7 @@
           <w:rFonts w:ascii="맑은 고딕" w:hAnsi="맑은 고딕" w:eastAsia="맑은 고딕"/>
           <w:sz w:val="20"/>
         </w:rPr>
-        <w:t xml:space="preserve">: 하등급 SaaS 해설서 30개 통제항목(관리적 8·기술적 11·공공기관 11)과 양식 188건 — 저장소 정리본 기준이며 판 고정 전이다.</w:t>
+        <w:t xml:space="preserve">: 하등급 SaaS 해설서 30개 통제항목(관리적 8·기술적 11·공공기관 11)과 양식 188건.</w:t>
       </w:r>
     </w:p>
     <w:p>
@@ -1038,7 +1013,7 @@
                 <w:rFonts w:ascii="맑은 고딕" w:hAnsi="맑은 고딕" w:eastAsia="맑은 고딕"/>
                 <w:sz w:val="18"/>
               </w:rPr>
-              <w:t xml:space="preserve">가입 완료(사용자 확인, 저장소 증거 없음). 승인 조건인 공공 콘솔 실측 5건: ① NKS 생성·Multi Zone 유형 제공 여부 ② Cloud DB 의 PostGIS 설치 가능 여부(안 되면 재검토) ③ Ingress 방식(ALB 컨트롤러·클래스) ④ 외부 레지스트리 pull 가능 여부와 공공 레지스트리 제공 여부 ⑤ 2025 기준 변경 마이그레이션 공지의 영향</w:t>
+              <w:t xml:space="preserve">가입 완료. 공공 콘솔 실측 항목 5건: ① NKS 생성·Multi Zone 유형 제공 여부 ② Cloud DB 의 PostGIS 설치 가능 여부 ③ Ingress 방식(ALB 컨트롤러·클래스) ④ 외부 레지스트리 pull 가능 여부와 공공 레지스트리 제공 여부 ⑤ 2025 기준 변경 마이그레이션 공지의 영향</w:t>
             </w:r>
           </w:p>
         </w:tc>
@@ -1074,7 +1049,7 @@
                 <w:rFonts w:ascii="맑은 고딕" w:hAnsi="맑은 고딕" w:eastAsia="맑은 고딕"/>
                 <w:sz w:val="18"/>
               </w:rPr>
-              <w:t xml:space="preserve">인터넷망 SaaS. 영역분리(논리적)로 대응하며(14.2.1·14.3.5·11.1.5 는 JSA-CM-CT-002 사전 판정이 '부분'이고 공공 콘솔 실측·환경 구축 뒤 확정) 망분리(내부망 납품)는 대상이 아니다</w:t>
+              <w:t xml:space="preserve">인터넷망 SaaS. 영역분리(논리적)로 대응하며 망분리(내부망 납품)는 대상이 아니다</w:t>
             </w:r>
           </w:p>
         </w:tc>
@@ -1180,7 +1155,7 @@
                 <w:rFonts w:ascii="맑은 고딕" w:hAnsi="맑은 고딕" w:eastAsia="맑은 고딕"/>
                 <w:sz w:val="18"/>
               </w:rPr>
-              <w:t xml:space="preserve">개발팀 — 운영 인력은 사실상 1인을 전제</w:t>
+              <w:t xml:space="preserve">개발팀</w:t>
             </w:r>
           </w:p>
         </w:tc>
@@ -1197,7 +1172,7 @@
                 <w:rFonts w:ascii="맑은 고딕" w:hAnsi="맑은 고딕" w:eastAsia="맑은 고딕"/>
                 <w:sz w:val="18"/>
               </w:rPr>
-              <w:t xml:space="preserve">책임자 지정·직무 분리·정기 점검·사고 대응은 서비스 보안 운영체계 구성(WBS ID 34)에서 정의한다. 조직 차원의 결정이 필요하다. WBS 의 담당 조직 열은 ID 32~35 를 '운영(DevSecOps)'로 적었다(5절 주석)</w:t>
+              <w:t xml:space="preserve">책임자 지정·직무 분리·정기 점검·사고 대응은 서비스 보안 운영체계 구성(WBS ID 34)에서 정의한다</w:t>
             </w:r>
           </w:p>
         </w:tc>
@@ -1420,15 +1395,14 @@
           <w:rFonts w:ascii="맑은 고딕" w:hAnsi="맑은 고딕" w:eastAsia="맑은 고딕"/>
           <w:sz w:val="20"/>
         </w:rPr>
-        <w:t xml:space="preserve"> — 통합플랫폼에 결합되기 전의 참조 기준 자료라서 현재 범위에 포함하지 않는다. 결합 방식이 정해진 뒤 인증 범위에 미치는 영향은 </w:t>
+        <w:t xml:space="preserve"> — 통합플랫폼에 결합되기 전의 참조 기준 자료라서 현재 범위에 포함하지 않는다</w:t>
       </w:r>
       <w:r>
         <w:rPr>
           <w:rFonts w:ascii="맑은 고딕" w:hAnsi="맑은 고딕" w:eastAsia="맑은 고딕"/>
           <w:sz w:val="20"/>
-          <w:highlight w:val="yellow"/>
         </w:rPr>
-        <w:t xml:space="preserve">확인 필요</w:t>
+        <w:t xml:space="preserve"/>
       </w:r>
       <w:r>
         <w:rPr>
@@ -1542,7 +1516,7 @@
                 <w:rFonts w:ascii="맑은 고딕" w:hAnsi="맑은 고딕" w:eastAsia="맑은 고딕"/>
                 <w:sz w:val="18"/>
               </w:rPr>
-              <w:t xml:space="preserve">인증 유형·범위 확정, 배포 타깃 재확인(T077, ADR)</w:t>
+              <w:t xml:space="preserve">인증 유형·범위 확정, 배포 타깃 재확인(ADR)</w:t>
             </w:r>
           </w:p>
         </w:tc>
@@ -1595,7 +1569,7 @@
                 <w:rFonts w:ascii="맑은 고딕" w:hAnsi="맑은 고딕" w:eastAsia="맑은 고딕"/>
                 <w:sz w:val="18"/>
               </w:rPr>
-              <w:t xml:space="preserve">통제항목 대비 갭 분석(T078)</w:t>
+              <w:t xml:space="preserve">통제항목 대비 갭 분석</w:t>
             </w:r>
           </w:p>
         </w:tc>
@@ -1682,7 +1656,7 @@
                 <w:rFonts w:ascii="맑은 고딕" w:hAnsi="맑은 고딕" w:eastAsia="맑은 고딕"/>
                 <w:sz w:val="18"/>
               </w:rPr>
-              <w:t xml:space="preserve">개발팀※</w:t>
+              <w:t xml:space="preserve">개발팀</w:t>
             </w:r>
           </w:p>
         </w:tc>
@@ -1735,7 +1709,7 @@
                 <w:rFonts w:ascii="맑은 고딕" w:hAnsi="맑은 고딕" w:eastAsia="맑은 고딕"/>
                 <w:sz w:val="18"/>
               </w:rPr>
-              <w:t xml:space="preserve">개발팀※(조직 결정 필요)</w:t>
+              <w:t xml:space="preserve">개발팀</w:t>
             </w:r>
           </w:p>
         </w:tc>
@@ -1788,7 +1762,7 @@
                 <w:rFonts w:ascii="맑은 고딕" w:hAnsi="맑은 고딕" w:eastAsia="맑은 고딕"/>
                 <w:sz w:val="18"/>
               </w:rPr>
-              <w:t xml:space="preserve">개발팀※</w:t>
+              <w:t xml:space="preserve">개발팀</w:t>
             </w:r>
           </w:p>
         </w:tc>
@@ -1841,7 +1815,7 @@
                 <w:rFonts w:ascii="맑은 고딕" w:hAnsi="맑은 고딕" w:eastAsia="맑은 고딕"/>
                 <w:sz w:val="18"/>
               </w:rPr>
-              <w:t xml:space="preserve">개발팀※</w:t>
+              <w:t xml:space="preserve">개발팀</w:t>
             </w:r>
           </w:p>
         </w:tc>
@@ -1877,7 +1851,7 @@
                 <w:rFonts w:ascii="맑은 고딕" w:hAnsi="맑은 고딕" w:eastAsia="맑은 고딕"/>
                 <w:sz w:val="18"/>
               </w:rPr>
-              <w:t xml:space="preserve">일정 미정(과업 범위 밖, 통제할 수 없음)</w:t>
+              <w:t xml:space="preserve">일정 미정(과업 범위 밖)</w:t>
             </w:r>
           </w:p>
         </w:tc>
@@ -1914,27 +1888,7 @@
           <w:rFonts w:ascii="맑은 고딕" w:hAnsi="맑은 고딕" w:eastAsia="맑은 고딕"/>
           <w:sz w:val="20"/>
         </w:rPr>
-        <w:t xml:space="preserve">※ WBS(docs/WBS.xlsx 세세부3 시트)의 '담당 조직' 열은 ID 32~35 를 '운영(DevSecOps)'로 적었다. 이 표의 '개발팀'은 마일스톤 M010·M011 과 2026-09-21 중간보고('개발팀 담당 범위')를 따른 것이며, '운영(DevSecOps)'가 개발팀 안의 역할인지 별도 조직인지는 확인하지 못했다. </w:t>
-      </w:r>
-      <w:r>
-        <w:rPr>
-          <w:rFonts w:ascii="맑은 고딕" w:hAnsi="맑은 고딕" w:eastAsia="맑은 고딕"/>
-          <w:sz w:val="20"/>
-          <w:highlight w:val="yellow"/>
-        </w:rPr>
-        <w:t xml:space="preserve">확인 필요</w:t>
-      </w:r>
-    </w:p>
-    <w:p>
-      <w:pPr>
-        <w:spacing w:after="120"/>
-      </w:pPr>
-      <w:r>
-        <w:rPr>
-          <w:rFonts w:ascii="맑은 고딕" w:hAnsi="맑은 고딕" w:eastAsia="맑은 고딕"/>
-          <w:sz w:val="20"/>
-        </w:rPr>
-        <w:t xml:space="preserve">사업 종료일이 2026-12-31 이어서 선행 마일스톤(M010, 2026-11-27 종료)이 밀리면 이 일정이 그대로 밀린다. 근거: 마일스톤 M011, ADR-2026-09-26.02.</w:t>
+        <w:t xml:space="preserve">사업 종료일이 2026-12-31 이어서 선행 단계(2026-11-27 종료)가 밀리면 이 일정이 그대로 밀린다. 근거: ADR-2026-09-26.02.</w:t>
       </w:r>
     </w:p>
     <w:sectPr>
